--- a/expt1_traits/protocols/High-throughput growth curves (exponential phase).docx
+++ b/expt1_traits/protocols/High-throughput growth curves (exponential phase).docx
@@ -2605,15 +2605,7 @@
                 <w:sz w:val="14"/>
                 <w:szCs w:val="14"/>
               </w:rPr>
-              <w:t>BSC0</w:t>
-            </w:r>
-            <w:r>
-              <w:rPr>
-                <w:rFonts w:ascii="Arial" w:hAnsi="Arial" w:cs="Arial"/>
-                <w:sz w:val="14"/>
-                <w:szCs w:val="14"/>
-              </w:rPr>
-              <w:t>0</w:t>
+              <w:t>BSC00</w:t>
             </w:r>
             <w:r>
               <w:rPr>
@@ -5539,19 +5531,7 @@
       <w:rPr>
         <w:lang w:val="it-CH"/>
       </w:rPr>
-      <w:t>Hermina</w:t>
-    </w:r>
-    <w:r>
-      <w:rPr>
-        <w:lang w:val="it-CH"/>
-      </w:rPr>
-      <w:t xml:space="preserve"> </w:t>
-    </w:r>
-    <w:r>
-      <w:rPr>
-        <w:lang w:val="it-CH"/>
-      </w:rPr>
-      <w:t>and Anjaney</w:t>
+      <w:t>1st &amp; 2nd authors</w:t>
     </w:r>
   </w:p>
   <w:p>
@@ -7922,6 +7902,15 @@
 </file>
 
 <file path=customXml/item2.xml><?xml version="1.0" encoding="utf-8"?>
+<?mso-contentType ?>
+<FormTemplates xmlns="http://schemas.microsoft.com/sharepoint/v3/contenttype/forms">
+  <Display>DocumentLibraryForm</Display>
+  <Edit>DocumentLibraryForm</Edit>
+  <New>DocumentLibraryForm</New>
+</FormTemplates>
+</file>
+
+<file path=customXml/item3.xml><?xml version="1.0" encoding="utf-8"?>
 <ct:contentTypeSchema xmlns:ct="http://schemas.microsoft.com/office/2006/metadata/contentType" xmlns:ma="http://schemas.microsoft.com/office/2006/metadata/properties/metaAttributes" ct:_="" ma:_="" ma:contentTypeName="Dokument" ma:contentTypeID="0x0101009CBA47A68E28C644BB60ACB66D61109A" ma:contentTypeVersion="3" ma:contentTypeDescription="Ein neues Dokument erstellen." ma:contentTypeScope="" ma:versionID="90f7f264b9523a91ad3aac7c7850d9b1">
   <xsd:schema xmlns:xsd="http://www.w3.org/2001/XMLSchema" xmlns:xs="http://www.w3.org/2001/XMLSchema" xmlns:p="http://schemas.microsoft.com/office/2006/metadata/properties" xmlns:ns3="0af5757e-7872-4db4-8fad-a447b7bde489" targetNamespace="http://schemas.microsoft.com/office/2006/metadata/properties" ma:root="true" ma:fieldsID="5fc707c5d6c20451ec212f7354a58b83" ns3:_="">
     <xsd:import namespace="0af5757e-7872-4db4-8fad-a447b7bde489"/>
@@ -8059,15 +8048,6 @@
 </ct:contentTypeSchema>
 </file>
 
-<file path=customXml/item3.xml><?xml version="1.0" encoding="utf-8"?>
-<?mso-contentType ?>
-<FormTemplates xmlns="http://schemas.microsoft.com/sharepoint/v3/contenttype/forms">
-  <Display>DocumentLibraryForm</Display>
-  <Edit>DocumentLibraryForm</Edit>
-  <New>DocumentLibraryForm</New>
-</FormTemplates>
-</file>
-
 <file path=customXml/itemProps1.xml><?xml version="1.0" encoding="utf-8"?>
 <ds:datastoreItem xmlns:ds="http://schemas.openxmlformats.org/officeDocument/2006/customXml" ds:itemID="{E483395A-8019-4D9E-92F0-76ACFBB9EAE4}">
   <ds:schemaRefs>
@@ -8078,6 +8058,14 @@
 </file>
 
 <file path=customXml/itemProps2.xml><?xml version="1.0" encoding="utf-8"?>
+<ds:datastoreItem xmlns:ds="http://schemas.openxmlformats.org/officeDocument/2006/customXml" ds:itemID="{4AA079E3-7A64-4CF5-BF33-866A6E013A0D}">
+  <ds:schemaRefs>
+    <ds:schemaRef ds:uri="http://schemas.microsoft.com/sharepoint/v3/contenttype/forms"/>
+  </ds:schemaRefs>
+</ds:datastoreItem>
+</file>
+
+<file path=customXml/itemProps3.xml><?xml version="1.0" encoding="utf-8"?>
 <ds:datastoreItem xmlns:ds="http://schemas.openxmlformats.org/officeDocument/2006/customXml" ds:itemID="{64EA6AB2-AFC1-4E20-855E-38E21F72BBAD}">
   <ds:schemaRefs>
     <ds:schemaRef ds:uri="http://schemas.microsoft.com/office/2006/metadata/contentType"/>
@@ -8093,12 +8081,4 @@
     <ds:schemaRef ds:uri="http://schemas.microsoft.com/internal/obd"/>
   </ds:schemaRefs>
 </ds:datastoreItem>
-</file>
-
-<file path=customXml/itemProps3.xml><?xml version="1.0" encoding="utf-8"?>
-<ds:datastoreItem xmlns:ds="http://schemas.openxmlformats.org/officeDocument/2006/customXml" ds:itemID="{4AA079E3-7A64-4CF5-BF33-866A6E013A0D}">
-  <ds:schemaRefs>
-    <ds:schemaRef ds:uri="http://schemas.microsoft.com/sharepoint/v3/contenttype/forms"/>
-  </ds:schemaRefs>
-</ds:datastoreItem>
 </file>